--- a/src/templates/cazier-judiciar/imputernicire.docx
+++ b/src/templates/cazier-judiciar/imputernicire.docx
@@ -322,7 +322,7 @@
           <w:szCs w:val="28"/>
           <w:rtl w:val="0"/>
         </w:rPr>
-        <w:t xml:space="preserve">, mot</w:t>
+        <w:t xml:space="preserve"/>
       </w:r>
       <w:r>
         <w:rPr>
@@ -331,7 +331,7 @@
           <w:szCs w:val="28"/>
           <w:rtl w:val="0"/>
         </w:rPr>
-        <w:t xml:space="preserve">ivul </w:t>
+        <w:t xml:space="preserve"/>
       </w:r>
       <w:r>
         <w:rPr>
@@ -341,7 +341,7 @@
           <w:szCs w:val="28"/>
           <w:rtl w:val="0"/>
         </w:rPr>
-        <w:t xml:space="preserve">solicitării: </w:t>
+        <w:t xml:space="preserve"/>
       </w:r>
       <w:r>
         <w:rPr>
@@ -352,7 +352,7 @@
           <w:szCs w:val="28"/>
           <w:rtl w:val="0"/>
         </w:rPr>
-        <w:t xml:space="preserve">{{MOTIV}}</w:t>
+        <w:t xml:space="preserve">{{MOTIV_FRAZA}}</w:t>
       </w:r>
     </w:p>
     <w:p>
